--- a/group3-logistics/Group3-Business-Project-Memo.docx
+++ b/group3-logistics/Group3-Business-Project-Memo.docx
@@ -396,7 +396,7 @@
                 <w:sz w:val="20"/>
                 <w:szCs w:val="20"/>
               </w:rPr>
-              <w:t xml:space="preserve">10 August 2026</w:t>
+              <w:t xml:space="preserve">Issued at project kickoff</w:t>
             </w:r>
           </w:p>
         </w:tc>
